--- a/data/holdout/docs/supplier-risk-policy.docx
+++ b/data/holdout/docs/supplier-risk-policy.docx
@@ -30,7 +30,7 @@
     </w:p>
     <w:p>
       <w:r>
-        <w:t>Every vendor with access to customer data is assessed for security risk at least once a year.</w:t>
+        <w:t>Marrowgate assesses the security risk of each vendor at least once a year.</w:t>
       </w:r>
     </w:p>
     <w:p>
